--- a/storage/app/templates/bien-nhan.docx
+++ b/storage/app/templates/bien-nhan.docx
@@ -178,7 +178,7 @@
                     </wp:anchor>
                   </w:drawing>
                 </mc:Choice>
-                <mc:Fallback xmlns:w16sdtfl="http://schemas.microsoft.com/office/word/2024/wordml/sdtformatlock" xmlns:w16du="http://schemas.microsoft.com/office/word/2023/wordml/word16du" xmlns:oel="http://schemas.microsoft.com/office/2019/extlst">
+                <mc:Fallback xmlns:oel="http://schemas.microsoft.com/office/2019/extlst" xmlns:w16du="http://schemas.microsoft.com/office/word/2023/wordml/word16du" xmlns:w16sdtfl="http://schemas.microsoft.com/office/word/2024/wordml/sdtformatlock">
                   <w:pict>
                     <v:line w14:anchorId="370ADB59" id="Straight Connector 2" o:spid="_x0000_s1026" style="position:absolute;z-index:251660288;visibility:visible;mso-wrap-style:square;mso-wrap-distance-left:9pt;mso-wrap-distance-top:0;mso-wrap-distance-right:9pt;mso-wrap-distance-bottom:0;mso-position-horizontal:absolute;mso-position-horizontal-relative:text;mso-position-vertical:absolute;mso-position-vertical-relative:text" from="69.1pt,17.8pt" to="240.5pt,17.8pt" o:gfxdata="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" strokecolor="black [3200]" strokeweight=".5pt">
                       <v:stroke joinstyle="miter"/>
@@ -337,7 +337,7 @@
               </wp:anchor>
             </w:drawing>
           </mc:Choice>
-          <mc:Fallback xmlns:w16sdtfl="http://schemas.microsoft.com/office/word/2024/wordml/sdtformatlock" xmlns:w16du="http://schemas.microsoft.com/office/word/2023/wordml/word16du" xmlns:oel="http://schemas.microsoft.com/office/2019/extlst">
+          <mc:Fallback xmlns:oel="http://schemas.microsoft.com/office/2019/extlst" xmlns:w16du="http://schemas.microsoft.com/office/word/2023/wordml/word16du" xmlns:w16sdtfl="http://schemas.microsoft.com/office/word/2024/wordml/sdtformatlock">
             <w:pict>
               <v:line w14:anchorId="0166D8EF" id="Straight Connector 1" o:spid="_x0000_s1026" style="position:absolute;z-index:251659264;visibility:visible;mso-wrap-style:square;mso-wrap-distance-left:9pt;mso-wrap-distance-top:0;mso-wrap-distance-right:9pt;mso-wrap-distance-bottom:0;mso-position-horizontal:absolute;mso-position-horizontal-relative:text;mso-position-vertical:absolute;mso-position-vertical-relative:text" from="62.9pt,3.4pt" to="123.75pt,3.4pt" o:gfxdata="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" strokecolor="black [3200]" strokeweight=".5pt">
                 <v:stroke joinstyle="miter"/>
@@ -1131,6 +1131,7 @@
         <w:t xml:space="preserve"> </w:t>
       </w:r>
       <w:proofErr w:type="spellStart"/>
+      <w:proofErr w:type="gramStart"/>
       <w:r>
         <w:rPr>
           <w:sz w:val="28"/>
@@ -1146,6 +1147,7 @@
         </w:rPr>
         <w:t xml:space="preserve"> :</w:t>
       </w:r>
+      <w:proofErr w:type="gramEnd"/>
     </w:p>
     <w:p>
       <w:pPr>
@@ -1623,8 +1625,17 @@
           <w:sz w:val="28"/>
           <w:szCs w:val="28"/>
         </w:rPr>
-        <w:t>………………………………………………………..</w:t>
-      </w:r>
+        <w:t>……………………………………………………</w:t>
+      </w:r>
+      <w:proofErr w:type="gramStart"/>
+      <w:r>
+        <w:rPr>
+          <w:sz w:val="28"/>
+          <w:szCs w:val="28"/>
+        </w:rPr>
+        <w:t>…..</w:t>
+      </w:r>
+      <w:proofErr w:type="gramEnd"/>
     </w:p>
     <w:tbl>
       <w:tblPr>
@@ -1652,16 +1663,12 @@
           <w:p>
             <w:pPr>
               <w:rPr>
-                <w:b/>
-                <w:bCs/>
                 <w:sz w:val="24"/>
               </w:rPr>
             </w:pPr>
             <w:proofErr w:type="spellStart"/>
             <w:r>
               <w:rPr>
-                <w:b/>
-                <w:bCs/>
                 <w:sz w:val="24"/>
               </w:rPr>
               <w:t>Lưu</w:t>
@@ -1669,8 +1676,6 @@
             <w:proofErr w:type="spellEnd"/>
             <w:r>
               <w:rPr>
-                <w:b/>
-                <w:bCs/>
                 <w:sz w:val="24"/>
               </w:rPr>
               <w:t xml:space="preserve"> ý:</w:t>
@@ -1874,8 +1879,7 @@
           <w:p>
             <w:pPr>
               <w:rPr>
-                <w:sz w:val="28"/>
-                <w:szCs w:val="28"/>
+                <w:sz w:val="24"/>
               </w:rPr>
             </w:pPr>
             <w:r>
@@ -1956,18 +1960,85 @@
             </w:r>
             <w:r>
               <w:rPr>
-                <w:sz w:val="32"/>
-                <w:szCs w:val="32"/>
+                <w:sz w:val="24"/>
+              </w:rPr>
+              <w:t xml:space="preserve"> ……………</w:t>
+            </w:r>
+          </w:p>
+          <w:p>
+            <w:pPr>
+              <w:rPr>
+                <w:sz w:val="24"/>
+              </w:rPr>
+            </w:pPr>
+            <w:r>
+              <w:rPr>
+                <w:sz w:val="24"/>
+              </w:rPr>
+              <w:t>-</w:t>
+            </w:r>
+            <w:r>
+              <w:rPr>
+                <w:sz w:val="24"/>
+              </w:rPr>
+              <w:t xml:space="preserve">QR </w:t>
+            </w:r>
+            <w:proofErr w:type="spellStart"/>
+            <w:r>
+              <w:rPr>
+                <w:sz w:val="24"/>
+              </w:rPr>
+              <w:t>tra</w:t>
+            </w:r>
+            <w:proofErr w:type="spellEnd"/>
+            <w:r>
+              <w:rPr>
+                <w:sz w:val="24"/>
               </w:rPr>
               <w:t xml:space="preserve"> </w:t>
             </w:r>
-            <w:r>
-              <w:rPr>
-                <w:sz w:val="32"/>
-                <w:szCs w:val="32"/>
-              </w:rPr>
-              <w:t>……………</w:t>
-            </w:r>
+            <w:proofErr w:type="spellStart"/>
+            <w:r>
+              <w:rPr>
+                <w:sz w:val="24"/>
+              </w:rPr>
+              <w:t>cứu</w:t>
+            </w:r>
+            <w:proofErr w:type="spellEnd"/>
+            <w:r>
+              <w:rPr>
+                <w:sz w:val="24"/>
+              </w:rPr>
+              <w:t xml:space="preserve">: </w:t>
+            </w:r>
+          </w:p>
+          <w:p>
+            <w:pPr>
+              <w:rPr>
+                <w:sz w:val="24"/>
+              </w:rPr>
+            </w:pPr>
+          </w:p>
+          <w:p>
+            <w:pPr>
+              <w:jc w:val="center"/>
+              <w:rPr>
+                <w:sz w:val="24"/>
+              </w:rPr>
+            </w:pPr>
+            <w:r>
+              <w:rPr>
+                <w:sz w:val="24"/>
+              </w:rPr>
+              <w:t>${QR_CODE}</w:t>
+            </w:r>
+          </w:p>
+          <w:p>
+            <w:pPr>
+              <w:rPr>
+                <w:sz w:val="24"/>
+              </w:rPr>
+            </w:pPr>
           </w:p>
         </w:tc>
         <w:tc>
@@ -2186,14 +2257,6 @@
           <w:szCs w:val="28"/>
         </w:rPr>
       </w:pPr>
-    </w:p>
-    <w:p>
-      <w:pPr>
-        <w:rPr>
-          <w:sz w:val="28"/>
-          <w:szCs w:val="28"/>
-        </w:rPr>
-      </w:pPr>
       <w:r>
         <w:rPr>
           <w:sz w:val="28"/>
@@ -2210,6 +2273,126 @@
     </w:sectPr>
   </w:body>
 </w:document>
+</file>
+
+<file path=word/numbering.xml><?xml version="1.0" encoding="utf-8"?>
+<w:numbering xmlns:wpc="http://schemas.microsoft.com/office/word/2010/wordprocessingCanvas" xmlns:cx="http://schemas.microsoft.com/office/drawing/2014/chartex" xmlns:cx1="http://schemas.microsoft.com/office/drawing/2015/9/8/chartex" xmlns:cx2="http://schemas.microsoft.com/office/drawing/2015/10/21/chartex" xmlns:cx3="http://schemas.microsoft.com/office/drawing/2016/5/9/chartex" xmlns:cx4="http://schemas.microsoft.com/office/drawing/2016/5/10/chartex" xmlns:cx5="http://schemas.microsoft.com/office/drawing/2016/5/11/chartex" xmlns:cx6="http://schemas.microsoft.com/office/drawing/2016/5/12/chartex" xmlns:cx7="http://schemas.microsoft.com/office/drawing/2016/5/13/chartex" xmlns:cx8="http://schemas.microsoft.com/office/drawing/2016/5/14/chartex" xmlns:mc="http://schemas.openxmlformats.org/markup-compatibility/2006" xmlns:aink="http://schemas.microsoft.com/office/drawing/2016/ink" xmlns:am3d="http://schemas.microsoft.com/office/drawing/2017/model3d" xmlns:o="urn:schemas-microsoft-com:office:office" xmlns:r="http://schemas.openxmlformats.org/officeDocument/2006/relationships" xmlns:m="http://schemas.openxmlformats.org/officeDocument/2006/math" xmlns:v="urn:schemas-microsoft-com:vml" xmlns:wp14="http://schemas.microsoft.com/office/word/2010/wordprocessingDrawing" xmlns:wp="http://schemas.openxmlformats.org/drawingml/2006/wordprocessingDrawing" xmlns:w10="urn:schemas-microsoft-com:office:word" xmlns:w="http://schemas.openxmlformats.org/wordprocessingml/2006/main" xmlns:w14="http://schemas.microsoft.com/office/word/2010/wordml" xmlns:w15="http://schemas.microsoft.com/office/word/2012/wordml" xmlns:w16cex="http://schemas.microsoft.com/office/word/2018/wordml/cex" xmlns:w16cid="http://schemas.microsoft.com/office/word/2016/wordml/cid" xmlns:w16="http://schemas.microsoft.com/office/word/2018/wordml" xmlns:w16sdtdh="http://schemas.microsoft.com/office/word/2020/wordml/sdtdatahash" xmlns:w16se="http://schemas.microsoft.com/office/word/2015/wordml/symex" xmlns:wpg="http://schemas.microsoft.com/office/word/2010/wordprocessingGroup" xmlns:wpi="http://schemas.microsoft.com/office/word/2010/wordprocessingInk" xmlns:wne="http://schemas.microsoft.com/office/word/2006/wordml" xmlns:wps="http://schemas.microsoft.com/office/word/2010/wordprocessingShape" mc:Ignorable="w14 w15 w16se w16cid w16 w16cex w16sdtdh wp14">
+  <w:abstractNum w:abstractNumId="0" w15:restartNumberingAfterBreak="0">
+    <w:nsid w:val="6BCC3062"/>
+    <w:multiLevelType w:val="hybridMultilevel"/>
+    <w:tmpl w:val="ECF868C4"/>
+    <w:lvl w:ilvl="0" w:tplc="5B869F90">
+      <w:numFmt w:val="bullet"/>
+      <w:lvlText w:val="-"/>
+      <w:lvlJc w:val="left"/>
+      <w:pPr>
+        <w:ind w:left="720" w:hanging="360"/>
+      </w:pPr>
+      <w:rPr>
+        <w:rFonts w:ascii="Times New Roman" w:eastAsiaTheme="minorHAnsi" w:hAnsi="Times New Roman" w:cs="Times New Roman" w:hint="default"/>
+      </w:rPr>
+    </w:lvl>
+    <w:lvl w:ilvl="1" w:tplc="08090003" w:tentative="1">
+      <w:start w:val="1"/>
+      <w:numFmt w:val="bullet"/>
+      <w:lvlText w:val="o"/>
+      <w:lvlJc w:val="left"/>
+      <w:pPr>
+        <w:ind w:left="1440" w:hanging="360"/>
+      </w:pPr>
+      <w:rPr>
+        <w:rFonts w:ascii="Courier New" w:hAnsi="Courier New" w:cs="Courier New" w:hint="default"/>
+      </w:rPr>
+    </w:lvl>
+    <w:lvl w:ilvl="2" w:tplc="08090005" w:tentative="1">
+      <w:start w:val="1"/>
+      <w:numFmt w:val="bullet"/>
+      <w:lvlText w:val=""/>
+      <w:lvlJc w:val="left"/>
+      <w:pPr>
+        <w:ind w:left="2160" w:hanging="360"/>
+      </w:pPr>
+      <w:rPr>
+        <w:rFonts w:ascii="Wingdings" w:hAnsi="Wingdings" w:hint="default"/>
+      </w:rPr>
+    </w:lvl>
+    <w:lvl w:ilvl="3" w:tplc="08090001" w:tentative="1">
+      <w:start w:val="1"/>
+      <w:numFmt w:val="bullet"/>
+      <w:lvlText w:val=""/>
+      <w:lvlJc w:val="left"/>
+      <w:pPr>
+        <w:ind w:left="2880" w:hanging="360"/>
+      </w:pPr>
+      <w:rPr>
+        <w:rFonts w:ascii="Symbol" w:hAnsi="Symbol" w:hint="default"/>
+      </w:rPr>
+    </w:lvl>
+    <w:lvl w:ilvl="4" w:tplc="08090003" w:tentative="1">
+      <w:start w:val="1"/>
+      <w:numFmt w:val="bullet"/>
+      <w:lvlText w:val="o"/>
+      <w:lvlJc w:val="left"/>
+      <w:pPr>
+        <w:ind w:left="3600" w:hanging="360"/>
+      </w:pPr>
+      <w:rPr>
+        <w:rFonts w:ascii="Courier New" w:hAnsi="Courier New" w:cs="Courier New" w:hint="default"/>
+      </w:rPr>
+    </w:lvl>
+    <w:lvl w:ilvl="5" w:tplc="08090005" w:tentative="1">
+      <w:start w:val="1"/>
+      <w:numFmt w:val="bullet"/>
+      <w:lvlText w:val=""/>
+      <w:lvlJc w:val="left"/>
+      <w:pPr>
+        <w:ind w:left="4320" w:hanging="360"/>
+      </w:pPr>
+      <w:rPr>
+        <w:rFonts w:ascii="Wingdings" w:hAnsi="Wingdings" w:hint="default"/>
+      </w:rPr>
+    </w:lvl>
+    <w:lvl w:ilvl="6" w:tplc="08090001" w:tentative="1">
+      <w:start w:val="1"/>
+      <w:numFmt w:val="bullet"/>
+      <w:lvlText w:val=""/>
+      <w:lvlJc w:val="left"/>
+      <w:pPr>
+        <w:ind w:left="5040" w:hanging="360"/>
+      </w:pPr>
+      <w:rPr>
+        <w:rFonts w:ascii="Symbol" w:hAnsi="Symbol" w:hint="default"/>
+      </w:rPr>
+    </w:lvl>
+    <w:lvl w:ilvl="7" w:tplc="08090003" w:tentative="1">
+      <w:start w:val="1"/>
+      <w:numFmt w:val="bullet"/>
+      <w:lvlText w:val="o"/>
+      <w:lvlJc w:val="left"/>
+      <w:pPr>
+        <w:ind w:left="5760" w:hanging="360"/>
+      </w:pPr>
+      <w:rPr>
+        <w:rFonts w:ascii="Courier New" w:hAnsi="Courier New" w:cs="Courier New" w:hint="default"/>
+      </w:rPr>
+    </w:lvl>
+    <w:lvl w:ilvl="8" w:tplc="08090005" w:tentative="1">
+      <w:start w:val="1"/>
+      <w:numFmt w:val="bullet"/>
+      <w:lvlText w:val=""/>
+      <w:lvlJc w:val="left"/>
+      <w:pPr>
+        <w:ind w:left="6480" w:hanging="360"/>
+      </w:pPr>
+      <w:rPr>
+        <w:rFonts w:ascii="Wingdings" w:hAnsi="Wingdings" w:hint="default"/>
+      </w:rPr>
+    </w:lvl>
+  </w:abstractNum>
+  <w:num w:numId="1">
+    <w:abstractNumId w:val="0"/>
+  </w:num>
+</w:numbering>
 </file>
 
 <file path=word/styles.xml><?xml version="1.0" encoding="utf-8"?>
